--- a/dist/Gestiune_clienti_sqlite_portabil_v3/_internal/template/fisa_service.docx
+++ b/dist/Gestiune_clienti_sqlite_portabil_v3/_internal/template/fisa_service.docx
@@ -103,13 +103,23 @@
           <w:szCs w:val="23"/>
         </w:rPr>
       </w:pPr>
-      <w:r>
-        <w:rPr>
-          <w:rFonts w:ascii="Arial" w:hAnsi="Arial" w:cs="Arial"/>
-          <w:sz w:val="23"/>
-          <w:szCs w:val="23"/>
-        </w:rPr>
-        <w:t>Fisa Nr: 1 din data {Data}</w:t>
+      <w:proofErr w:type="spellStart"/>
+      <w:r>
+        <w:rPr>
+          <w:rFonts w:ascii="Arial" w:hAnsi="Arial" w:cs="Arial"/>
+          <w:sz w:val="23"/>
+          <w:szCs w:val="23"/>
+        </w:rPr>
+        <w:t>Fisa</w:t>
+      </w:r>
+      <w:proofErr w:type="spellEnd"/>
+      <w:r>
+        <w:rPr>
+          <w:rFonts w:ascii="Arial" w:hAnsi="Arial" w:cs="Arial"/>
+          <w:sz w:val="23"/>
+          <w:szCs w:val="23"/>
+        </w:rPr>
+        <w:t xml:space="preserve"> Nr: 1 din data {Data}</w:t>
       </w:r>
     </w:p>
     <w:p>
@@ -122,13 +132,41 @@
           <w:szCs w:val="23"/>
         </w:rPr>
       </w:pPr>
-      <w:r>
-        <w:rPr>
-          <w:rFonts w:ascii="Arial" w:hAnsi="Arial" w:cs="Arial"/>
-          <w:sz w:val="23"/>
-          <w:szCs w:val="23"/>
-        </w:rPr>
-        <w:t>Beneficiar: {Nume_Firma}</w:t>
+      <w:proofErr w:type="spellStart"/>
+      <w:r>
+        <w:rPr>
+          <w:rFonts w:ascii="Arial" w:hAnsi="Arial" w:cs="Arial"/>
+          <w:sz w:val="23"/>
+          <w:szCs w:val="23"/>
+        </w:rPr>
+        <w:t>Beneficiar</w:t>
+      </w:r>
+      <w:proofErr w:type="spellEnd"/>
+      <w:r>
+        <w:rPr>
+          <w:rFonts w:ascii="Arial" w:hAnsi="Arial" w:cs="Arial"/>
+          <w:sz w:val="23"/>
+          <w:szCs w:val="23"/>
+        </w:rPr>
+        <w:t>: {</w:t>
+      </w:r>
+      <w:proofErr w:type="spellStart"/>
+      <w:r>
+        <w:rPr>
+          <w:rFonts w:ascii="Arial" w:hAnsi="Arial" w:cs="Arial"/>
+          <w:sz w:val="23"/>
+          <w:szCs w:val="23"/>
+        </w:rPr>
+        <w:t>Nume_Firma</w:t>
+      </w:r>
+      <w:proofErr w:type="spellEnd"/>
+      <w:r>
+        <w:rPr>
+          <w:rFonts w:ascii="Arial" w:hAnsi="Arial" w:cs="Arial"/>
+          <w:sz w:val="23"/>
+          <w:szCs w:val="23"/>
+        </w:rPr>
+        <w:t>}</w:t>
       </w:r>
     </w:p>
     <w:p>
@@ -160,13 +198,41 @@
           <w:szCs w:val="23"/>
         </w:rPr>
       </w:pPr>
-      <w:r>
-        <w:rPr>
-          <w:rFonts w:ascii="Arial" w:hAnsi="Arial" w:cs="Arial"/>
-          <w:sz w:val="23"/>
-          <w:szCs w:val="23"/>
-        </w:rPr>
-        <w:t>Sediul: {Sediu_Social}</w:t>
+      <w:proofErr w:type="spellStart"/>
+      <w:r>
+        <w:rPr>
+          <w:rFonts w:ascii="Arial" w:hAnsi="Arial" w:cs="Arial"/>
+          <w:sz w:val="23"/>
+          <w:szCs w:val="23"/>
+        </w:rPr>
+        <w:t>Sediul</w:t>
+      </w:r>
+      <w:proofErr w:type="spellEnd"/>
+      <w:r>
+        <w:rPr>
+          <w:rFonts w:ascii="Arial" w:hAnsi="Arial" w:cs="Arial"/>
+          <w:sz w:val="23"/>
+          <w:szCs w:val="23"/>
+        </w:rPr>
+        <w:t>: {</w:t>
+      </w:r>
+      <w:proofErr w:type="spellStart"/>
+      <w:r>
+        <w:rPr>
+          <w:rFonts w:ascii="Arial" w:hAnsi="Arial" w:cs="Arial"/>
+          <w:sz w:val="23"/>
+          <w:szCs w:val="23"/>
+        </w:rPr>
+        <w:t>Sediu_Social</w:t>
+      </w:r>
+      <w:proofErr w:type="spellEnd"/>
+      <w:r>
+        <w:rPr>
+          <w:rFonts w:ascii="Arial" w:hAnsi="Arial" w:cs="Arial"/>
+          <w:sz w:val="23"/>
+          <w:szCs w:val="23"/>
+        </w:rPr>
+        <w:t>}</w:t>
       </w:r>
     </w:p>
     <w:p>
@@ -185,7 +251,25 @@
           <w:sz w:val="23"/>
           <w:szCs w:val="23"/>
         </w:rPr>
-        <w:t>PL:  {Punct_Lucru}</w:t>
+        <w:t>PL:  {</w:t>
+      </w:r>
+      <w:proofErr w:type="spellStart"/>
+      <w:r>
+        <w:rPr>
+          <w:rFonts w:ascii="Arial" w:hAnsi="Arial" w:cs="Arial"/>
+          <w:sz w:val="23"/>
+          <w:szCs w:val="23"/>
+        </w:rPr>
+        <w:t>Punct_Lucru</w:t>
+      </w:r>
+      <w:proofErr w:type="spellEnd"/>
+      <w:r>
+        <w:rPr>
+          <w:rFonts w:ascii="Arial" w:hAnsi="Arial" w:cs="Arial"/>
+          <w:sz w:val="23"/>
+          <w:szCs w:val="23"/>
+        </w:rPr>
+        <w:t>}</w:t>
       </w:r>
     </w:p>
     <w:p>
@@ -204,7 +288,16 @@
           <w:sz w:val="23"/>
           <w:szCs w:val="23"/>
         </w:rPr>
-        <w:t>TEL:  {Nr_Tel</w:t>
+        <w:t>TEL:  {</w:t>
+      </w:r>
+      <w:proofErr w:type="spellStart"/>
+      <w:r>
+        <w:rPr>
+          <w:rFonts w:ascii="Arial" w:hAnsi="Arial" w:cs="Arial"/>
+          <w:sz w:val="23"/>
+          <w:szCs w:val="23"/>
+        </w:rPr>
+        <w:t>Nr_Tel</w:t>
       </w:r>
       <w:r>
         <w:rPr>
@@ -214,6 +307,7 @@
         </w:rPr>
         <w:t>efon</w:t>
       </w:r>
+      <w:proofErr w:type="spellEnd"/>
       <w:r>
         <w:rPr>
           <w:rFonts w:ascii="Arial" w:hAnsi="Arial" w:cs="Arial"/>
@@ -238,7 +332,43 @@
           <w:sz w:val="23"/>
           <w:szCs w:val="23"/>
         </w:rPr>
-        <w:t>Data primirii in reparatie: {Data}</w:t>
+        <w:t xml:space="preserve">Data </w:t>
+      </w:r>
+      <w:proofErr w:type="spellStart"/>
+      <w:r>
+        <w:rPr>
+          <w:rFonts w:ascii="Arial" w:hAnsi="Arial" w:cs="Arial"/>
+          <w:sz w:val="23"/>
+          <w:szCs w:val="23"/>
+        </w:rPr>
+        <w:t>primirii</w:t>
+      </w:r>
+      <w:proofErr w:type="spellEnd"/>
+      <w:r>
+        <w:rPr>
+          <w:rFonts w:ascii="Arial" w:hAnsi="Arial" w:cs="Arial"/>
+          <w:sz w:val="23"/>
+          <w:szCs w:val="23"/>
+        </w:rPr>
+        <w:t xml:space="preserve"> in </w:t>
+      </w:r>
+      <w:proofErr w:type="spellStart"/>
+      <w:r>
+        <w:rPr>
+          <w:rFonts w:ascii="Arial" w:hAnsi="Arial" w:cs="Arial"/>
+          <w:sz w:val="23"/>
+          <w:szCs w:val="23"/>
+        </w:rPr>
+        <w:t>reparatie</w:t>
+      </w:r>
+      <w:proofErr w:type="spellEnd"/>
+      <w:r>
+        <w:rPr>
+          <w:rFonts w:ascii="Arial" w:hAnsi="Arial" w:cs="Arial"/>
+          <w:sz w:val="23"/>
+          <w:szCs w:val="23"/>
+        </w:rPr>
+        <w:t>: {Data}</w:t>
       </w:r>
     </w:p>
     <w:p>
@@ -256,7 +386,43 @@
           <w:sz w:val="23"/>
           <w:szCs w:val="23"/>
         </w:rPr>
-        <w:t xml:space="preserve">Data finalizarii reparatiei: </w:t>
+        <w:t xml:space="preserve">Data </w:t>
+      </w:r>
+      <w:proofErr w:type="spellStart"/>
+      <w:r>
+        <w:rPr>
+          <w:rFonts w:ascii="Arial" w:hAnsi="Arial" w:cs="Arial"/>
+          <w:sz w:val="23"/>
+          <w:szCs w:val="23"/>
+        </w:rPr>
+        <w:t>finalizarii</w:t>
+      </w:r>
+      <w:proofErr w:type="spellEnd"/>
+      <w:r>
+        <w:rPr>
+          <w:rFonts w:ascii="Arial" w:hAnsi="Arial" w:cs="Arial"/>
+          <w:sz w:val="23"/>
+          <w:szCs w:val="23"/>
+        </w:rPr>
+        <w:t xml:space="preserve"> </w:t>
+      </w:r>
+      <w:proofErr w:type="spellStart"/>
+      <w:r>
+        <w:rPr>
+          <w:rFonts w:ascii="Arial" w:hAnsi="Arial" w:cs="Arial"/>
+          <w:sz w:val="23"/>
+          <w:szCs w:val="23"/>
+        </w:rPr>
+        <w:t>reparatiei</w:t>
+      </w:r>
+      <w:proofErr w:type="spellEnd"/>
+      <w:r>
+        <w:rPr>
+          <w:rFonts w:ascii="Arial" w:hAnsi="Arial" w:cs="Arial"/>
+          <w:sz w:val="23"/>
+          <w:szCs w:val="23"/>
+        </w:rPr>
+        <w:t xml:space="preserve">: </w:t>
       </w:r>
       <w:r>
         <w:rPr>
@@ -312,8 +478,36 @@
           <w:sz w:val="23"/>
           <w:szCs w:val="23"/>
         </w:rPr>
-        <w:t>arca si Modelul</w:t>
-      </w:r>
+        <w:t xml:space="preserve">arca </w:t>
+      </w:r>
+      <w:proofErr w:type="spellStart"/>
+      <w:r>
+        <w:rPr>
+          <w:rFonts w:ascii="Arial" w:hAnsi="Arial" w:cs="Arial"/>
+          <w:sz w:val="23"/>
+          <w:szCs w:val="23"/>
+        </w:rPr>
+        <w:t>si</w:t>
+      </w:r>
+      <w:proofErr w:type="spellEnd"/>
+      <w:r>
+        <w:rPr>
+          <w:rFonts w:ascii="Arial" w:hAnsi="Arial" w:cs="Arial"/>
+          <w:sz w:val="23"/>
+          <w:szCs w:val="23"/>
+        </w:rPr>
+        <w:t xml:space="preserve"> </w:t>
+      </w:r>
+      <w:proofErr w:type="spellStart"/>
+      <w:r>
+        <w:rPr>
+          <w:rFonts w:ascii="Arial" w:hAnsi="Arial" w:cs="Arial"/>
+          <w:sz w:val="23"/>
+          <w:szCs w:val="23"/>
+        </w:rPr>
+        <w:t>Modelul</w:t>
+      </w:r>
+      <w:proofErr w:type="spellEnd"/>
       <w:r>
         <w:rPr>
           <w:rFonts w:ascii="Arial" w:hAnsi="Arial" w:cs="Arial"/>
@@ -322,6 +516,7 @@
         </w:rPr>
         <w:t>: {</w:t>
       </w:r>
+      <w:proofErr w:type="spellStart"/>
       <w:r>
         <w:rPr>
           <w:rFonts w:ascii="Arial" w:hAnsi="Arial" w:cs="Arial"/>
@@ -330,6 +525,7 @@
         </w:rPr>
         <w:t>Model_Amef</w:t>
       </w:r>
+      <w:proofErr w:type="spellEnd"/>
       <w:r>
         <w:rPr>
           <w:rFonts w:ascii="Arial" w:hAnsi="Arial" w:cs="Arial"/>
@@ -369,7 +565,43 @@
           <w:sz w:val="23"/>
           <w:szCs w:val="23"/>
         </w:rPr>
-        <w:t>Serie fabricatie:  {Serie_Amef}</w:t>
+        <w:t xml:space="preserve">Serie </w:t>
+      </w:r>
+      <w:proofErr w:type="spellStart"/>
+      <w:r>
+        <w:rPr>
+          <w:rFonts w:ascii="Arial" w:hAnsi="Arial" w:cs="Arial"/>
+          <w:sz w:val="23"/>
+          <w:szCs w:val="23"/>
+        </w:rPr>
+        <w:t>fabricatie</w:t>
+      </w:r>
+      <w:proofErr w:type="spellEnd"/>
+      <w:r>
+        <w:rPr>
+          <w:rFonts w:ascii="Arial" w:hAnsi="Arial" w:cs="Arial"/>
+          <w:sz w:val="23"/>
+          <w:szCs w:val="23"/>
+        </w:rPr>
+        <w:t>:  {</w:t>
+      </w:r>
+      <w:proofErr w:type="spellStart"/>
+      <w:r>
+        <w:rPr>
+          <w:rFonts w:ascii="Arial" w:hAnsi="Arial" w:cs="Arial"/>
+          <w:sz w:val="23"/>
+          <w:szCs w:val="23"/>
+        </w:rPr>
+        <w:t>Serie_Amef</w:t>
+      </w:r>
+      <w:proofErr w:type="spellEnd"/>
+      <w:r>
+        <w:rPr>
+          <w:rFonts w:ascii="Arial" w:hAnsi="Arial" w:cs="Arial"/>
+          <w:sz w:val="23"/>
+          <w:szCs w:val="23"/>
+        </w:rPr>
+        <w:t>}</w:t>
       </w:r>
     </w:p>
     <w:p>
@@ -381,13 +613,23 @@
           <w:szCs w:val="23"/>
         </w:rPr>
       </w:pPr>
-      <w:r>
-        <w:rPr>
-          <w:rFonts w:ascii="Arial" w:hAnsi="Arial" w:cs="Arial"/>
-          <w:sz w:val="23"/>
-          <w:szCs w:val="23"/>
-        </w:rPr>
-        <w:t>Garantie DA / NU</w:t>
+      <w:proofErr w:type="spellStart"/>
+      <w:r>
+        <w:rPr>
+          <w:rFonts w:ascii="Arial" w:hAnsi="Arial" w:cs="Arial"/>
+          <w:sz w:val="23"/>
+          <w:szCs w:val="23"/>
+        </w:rPr>
+        <w:t>Garantie</w:t>
+      </w:r>
+      <w:proofErr w:type="spellEnd"/>
+      <w:r>
+        <w:rPr>
+          <w:rFonts w:ascii="Arial" w:hAnsi="Arial" w:cs="Arial"/>
+          <w:sz w:val="23"/>
+          <w:szCs w:val="23"/>
+        </w:rPr>
+        <w:t xml:space="preserve"> DA / NU</w:t>
       </w:r>
       <w:r>
         <w:rPr>
@@ -419,15 +661,33 @@
           <w:sz w:val="23"/>
           <w:szCs w:val="23"/>
         </w:rPr>
-        <w:tab/>
-      </w:r>
-      <w:r>
-        <w:rPr>
-          <w:rFonts w:ascii="Arial" w:hAnsi="Arial" w:cs="Arial"/>
-          <w:sz w:val="23"/>
-          <w:szCs w:val="23"/>
-        </w:rPr>
         <w:t>Contract Service: DA / NU</w:t>
+      </w:r>
+      <w:r>
+        <w:rPr>
+          <w:rFonts w:ascii="Arial" w:hAnsi="Arial" w:cs="Arial"/>
+          <w:sz w:val="23"/>
+          <w:szCs w:val="23"/>
+        </w:rPr>
+        <w:t xml:space="preserve">             </w:t>
+      </w:r>
+      <w:proofErr w:type="spellStart"/>
+      <w:r>
+        <w:rPr>
+          <w:rFonts w:ascii="Arial" w:hAnsi="Arial" w:cs="Arial"/>
+          <w:sz w:val="23"/>
+          <w:szCs w:val="23"/>
+        </w:rPr>
+        <w:t>Alimentator</w:t>
+      </w:r>
+      <w:proofErr w:type="spellEnd"/>
+      <w:r>
+        <w:rPr>
+          <w:rFonts w:ascii="Arial" w:hAnsi="Arial" w:cs="Arial"/>
+          <w:sz w:val="23"/>
+          <w:szCs w:val="23"/>
+        </w:rPr>
+        <w:t>: DA / NU</w:t>
       </w:r>
     </w:p>
     <w:p>
@@ -439,13 +699,41 @@
           <w:szCs w:val="23"/>
         </w:rPr>
       </w:pPr>
-      <w:r>
-        <w:rPr>
-          <w:rFonts w:ascii="Arial" w:hAnsi="Arial" w:cs="Arial"/>
-          <w:sz w:val="23"/>
-          <w:szCs w:val="23"/>
-        </w:rPr>
-        <w:t>Defectul reclamat:</w:t>
+      <w:proofErr w:type="spellStart"/>
+      <w:r>
+        <w:rPr>
+          <w:rFonts w:ascii="Arial" w:hAnsi="Arial" w:cs="Arial"/>
+          <w:sz w:val="23"/>
+          <w:szCs w:val="23"/>
+        </w:rPr>
+        <w:t>Defectul</w:t>
+      </w:r>
+      <w:proofErr w:type="spellEnd"/>
+      <w:r>
+        <w:rPr>
+          <w:rFonts w:ascii="Arial" w:hAnsi="Arial" w:cs="Arial"/>
+          <w:sz w:val="23"/>
+          <w:szCs w:val="23"/>
+        </w:rPr>
+        <w:t xml:space="preserve"> </w:t>
+      </w:r>
+      <w:proofErr w:type="spellStart"/>
+      <w:r>
+        <w:rPr>
+          <w:rFonts w:ascii="Arial" w:hAnsi="Arial" w:cs="Arial"/>
+          <w:sz w:val="23"/>
+          <w:szCs w:val="23"/>
+        </w:rPr>
+        <w:t>reclamat</w:t>
+      </w:r>
+      <w:proofErr w:type="spellEnd"/>
+      <w:r>
+        <w:rPr>
+          <w:rFonts w:ascii="Arial" w:hAnsi="Arial" w:cs="Arial"/>
+          <w:sz w:val="23"/>
+          <w:szCs w:val="23"/>
+        </w:rPr>
+        <w:t>:</w:t>
       </w:r>
       <w:r>
         <w:rPr>
@@ -465,13 +753,23 @@
           <w:szCs w:val="23"/>
         </w:rPr>
       </w:pPr>
-      <w:r>
-        <w:rPr>
-          <w:rFonts w:ascii="Arial" w:hAnsi="Arial" w:cs="Arial"/>
-          <w:sz w:val="23"/>
-          <w:szCs w:val="23"/>
-        </w:rPr>
-        <w:t>Constatare:</w:t>
+      <w:proofErr w:type="spellStart"/>
+      <w:r>
+        <w:rPr>
+          <w:rFonts w:ascii="Arial" w:hAnsi="Arial" w:cs="Arial"/>
+          <w:sz w:val="23"/>
+          <w:szCs w:val="23"/>
+        </w:rPr>
+        <w:t>Constatare</w:t>
+      </w:r>
+      <w:proofErr w:type="spellEnd"/>
+      <w:r>
+        <w:rPr>
+          <w:rFonts w:ascii="Arial" w:hAnsi="Arial" w:cs="Arial"/>
+          <w:sz w:val="23"/>
+          <w:szCs w:val="23"/>
+        </w:rPr>
+        <w:t>:</w:t>
       </w:r>
       <w:r>
         <w:rPr>
@@ -507,14 +805,34 @@
           <w:szCs w:val="23"/>
         </w:rPr>
       </w:pPr>
-      <w:r>
-        <w:rPr>
-          <w:rFonts w:ascii="Arial" w:hAnsi="Arial" w:cs="Arial"/>
-          <w:sz w:val="23"/>
-          <w:szCs w:val="23"/>
-        </w:rPr>
-        <w:t>Piese Inlocuite</w:t>
-      </w:r>
+      <w:proofErr w:type="spellStart"/>
+      <w:r>
+        <w:rPr>
+          <w:rFonts w:ascii="Arial" w:hAnsi="Arial" w:cs="Arial"/>
+          <w:sz w:val="23"/>
+          <w:szCs w:val="23"/>
+        </w:rPr>
+        <w:t>Piese</w:t>
+      </w:r>
+      <w:proofErr w:type="spellEnd"/>
+      <w:r>
+        <w:rPr>
+          <w:rFonts w:ascii="Arial" w:hAnsi="Arial" w:cs="Arial"/>
+          <w:sz w:val="23"/>
+          <w:szCs w:val="23"/>
+        </w:rPr>
+        <w:t xml:space="preserve"> </w:t>
+      </w:r>
+      <w:proofErr w:type="spellStart"/>
+      <w:r>
+        <w:rPr>
+          <w:rFonts w:ascii="Arial" w:hAnsi="Arial" w:cs="Arial"/>
+          <w:sz w:val="23"/>
+          <w:szCs w:val="23"/>
+        </w:rPr>
+        <w:t>Inlocuite</w:t>
+      </w:r>
+      <w:proofErr w:type="spellEnd"/>
       <w:r>
         <w:rPr>
           <w:rFonts w:ascii="Arial" w:hAnsi="Arial" w:cs="Arial"/>
@@ -619,13 +937,77 @@
           <w:szCs w:val="23"/>
         </w:rPr>
       </w:pPr>
-      <w:r>
-        <w:rPr>
-          <w:rFonts w:ascii="Arial" w:hAnsi="Arial" w:cs="Arial"/>
-          <w:sz w:val="23"/>
-          <w:szCs w:val="23"/>
-        </w:rPr>
-        <w:t xml:space="preserve">Aparatul are urmatoarele accesorii:  Alimentator </w:t>
+      <w:proofErr w:type="spellStart"/>
+      <w:r>
+        <w:rPr>
+          <w:rFonts w:ascii="Arial" w:hAnsi="Arial" w:cs="Arial"/>
+          <w:sz w:val="23"/>
+          <w:szCs w:val="23"/>
+        </w:rPr>
+        <w:t>Aparatul</w:t>
+      </w:r>
+      <w:proofErr w:type="spellEnd"/>
+      <w:r>
+        <w:rPr>
+          <w:rFonts w:ascii="Arial" w:hAnsi="Arial" w:cs="Arial"/>
+          <w:sz w:val="23"/>
+          <w:szCs w:val="23"/>
+        </w:rPr>
+        <w:t xml:space="preserve"> are </w:t>
+      </w:r>
+      <w:proofErr w:type="spellStart"/>
+      <w:r>
+        <w:rPr>
+          <w:rFonts w:ascii="Arial" w:hAnsi="Arial" w:cs="Arial"/>
+          <w:sz w:val="23"/>
+          <w:szCs w:val="23"/>
+        </w:rPr>
+        <w:t>urmatoarele</w:t>
+      </w:r>
+      <w:proofErr w:type="spellEnd"/>
+      <w:r>
+        <w:rPr>
+          <w:rFonts w:ascii="Arial" w:hAnsi="Arial" w:cs="Arial"/>
+          <w:sz w:val="23"/>
+          <w:szCs w:val="23"/>
+        </w:rPr>
+        <w:t xml:space="preserve"> </w:t>
+      </w:r>
+      <w:proofErr w:type="spellStart"/>
+      <w:r>
+        <w:rPr>
+          <w:rFonts w:ascii="Arial" w:hAnsi="Arial" w:cs="Arial"/>
+          <w:sz w:val="23"/>
+          <w:szCs w:val="23"/>
+        </w:rPr>
+        <w:t>accesorii</w:t>
+      </w:r>
+      <w:proofErr w:type="spellEnd"/>
+      <w:r>
+        <w:rPr>
+          <w:rFonts w:ascii="Arial" w:hAnsi="Arial" w:cs="Arial"/>
+          <w:sz w:val="23"/>
+          <w:szCs w:val="23"/>
+        </w:rPr>
+        <w:t xml:space="preserve">:  </w:t>
+      </w:r>
+      <w:proofErr w:type="spellStart"/>
+      <w:r>
+        <w:rPr>
+          <w:rFonts w:ascii="Arial" w:hAnsi="Arial" w:cs="Arial"/>
+          <w:sz w:val="23"/>
+          <w:szCs w:val="23"/>
+        </w:rPr>
+        <w:t>Alimentator</w:t>
+      </w:r>
+      <w:proofErr w:type="spellEnd"/>
+      <w:r>
+        <w:rPr>
+          <w:rFonts w:ascii="Arial" w:hAnsi="Arial" w:cs="Arial"/>
+          <w:sz w:val="23"/>
+          <w:szCs w:val="23"/>
+        </w:rPr>
+        <w:t xml:space="preserve"> </w:t>
       </w:r>
       <w:r>
         <w:rPr>
@@ -653,13 +1035,419 @@
           <w:szCs w:val="23"/>
         </w:rPr>
       </w:pPr>
-      <w:r>
-        <w:rPr>
-          <w:rFonts w:ascii="Arial" w:hAnsi="Arial" w:cs="Arial"/>
-          <w:sz w:val="23"/>
-          <w:szCs w:val="23"/>
-        </w:rPr>
-        <w:t>Defectiunile constatate pe perioada de garantie cauzate de utilizarea necorespunzatoare a aparatului nu fac obiectul garantiei, acest lucru va fi stabilit de catre importatorul aparatului iar costul reparatiei va fi suportat de catre client.</w:t>
+      <w:proofErr w:type="spellStart"/>
+      <w:r>
+        <w:rPr>
+          <w:rFonts w:ascii="Arial" w:hAnsi="Arial" w:cs="Arial"/>
+          <w:sz w:val="23"/>
+          <w:szCs w:val="23"/>
+        </w:rPr>
+        <w:t>Defectiunile</w:t>
+      </w:r>
+      <w:proofErr w:type="spellEnd"/>
+      <w:r>
+        <w:rPr>
+          <w:rFonts w:ascii="Arial" w:hAnsi="Arial" w:cs="Arial"/>
+          <w:sz w:val="23"/>
+          <w:szCs w:val="23"/>
+        </w:rPr>
+        <w:t xml:space="preserve"> </w:t>
+      </w:r>
+      <w:proofErr w:type="spellStart"/>
+      <w:r>
+        <w:rPr>
+          <w:rFonts w:ascii="Arial" w:hAnsi="Arial" w:cs="Arial"/>
+          <w:sz w:val="23"/>
+          <w:szCs w:val="23"/>
+        </w:rPr>
+        <w:t>constatate</w:t>
+      </w:r>
+      <w:proofErr w:type="spellEnd"/>
+      <w:r>
+        <w:rPr>
+          <w:rFonts w:ascii="Arial" w:hAnsi="Arial" w:cs="Arial"/>
+          <w:sz w:val="23"/>
+          <w:szCs w:val="23"/>
+        </w:rPr>
+        <w:t xml:space="preserve"> pe </w:t>
+      </w:r>
+      <w:proofErr w:type="spellStart"/>
+      <w:r>
+        <w:rPr>
+          <w:rFonts w:ascii="Arial" w:hAnsi="Arial" w:cs="Arial"/>
+          <w:sz w:val="23"/>
+          <w:szCs w:val="23"/>
+        </w:rPr>
+        <w:t>perioada</w:t>
+      </w:r>
+      <w:proofErr w:type="spellEnd"/>
+      <w:r>
+        <w:rPr>
+          <w:rFonts w:ascii="Arial" w:hAnsi="Arial" w:cs="Arial"/>
+          <w:sz w:val="23"/>
+          <w:szCs w:val="23"/>
+        </w:rPr>
+        <w:t xml:space="preserve"> de </w:t>
+      </w:r>
+      <w:proofErr w:type="spellStart"/>
+      <w:r>
+        <w:rPr>
+          <w:rFonts w:ascii="Arial" w:hAnsi="Arial" w:cs="Arial"/>
+          <w:sz w:val="23"/>
+          <w:szCs w:val="23"/>
+        </w:rPr>
+        <w:t>garantie</w:t>
+      </w:r>
+      <w:proofErr w:type="spellEnd"/>
+      <w:r>
+        <w:rPr>
+          <w:rFonts w:ascii="Arial" w:hAnsi="Arial" w:cs="Arial"/>
+          <w:sz w:val="23"/>
+          <w:szCs w:val="23"/>
+        </w:rPr>
+        <w:t xml:space="preserve"> </w:t>
+      </w:r>
+      <w:proofErr w:type="spellStart"/>
+      <w:r>
+        <w:rPr>
+          <w:rFonts w:ascii="Arial" w:hAnsi="Arial" w:cs="Arial"/>
+          <w:sz w:val="23"/>
+          <w:szCs w:val="23"/>
+        </w:rPr>
+        <w:t>cauzate</w:t>
+      </w:r>
+      <w:proofErr w:type="spellEnd"/>
+      <w:r>
+        <w:rPr>
+          <w:rFonts w:ascii="Arial" w:hAnsi="Arial" w:cs="Arial"/>
+          <w:sz w:val="23"/>
+          <w:szCs w:val="23"/>
+        </w:rPr>
+        <w:t xml:space="preserve"> de </w:t>
+      </w:r>
+      <w:proofErr w:type="spellStart"/>
+      <w:r>
+        <w:rPr>
+          <w:rFonts w:ascii="Arial" w:hAnsi="Arial" w:cs="Arial"/>
+          <w:sz w:val="23"/>
+          <w:szCs w:val="23"/>
+        </w:rPr>
+        <w:t>utilizarea</w:t>
+      </w:r>
+      <w:proofErr w:type="spellEnd"/>
+      <w:r>
+        <w:rPr>
+          <w:rFonts w:ascii="Arial" w:hAnsi="Arial" w:cs="Arial"/>
+          <w:sz w:val="23"/>
+          <w:szCs w:val="23"/>
+        </w:rPr>
+        <w:t xml:space="preserve"> </w:t>
+      </w:r>
+      <w:proofErr w:type="spellStart"/>
+      <w:r>
+        <w:rPr>
+          <w:rFonts w:ascii="Arial" w:hAnsi="Arial" w:cs="Arial"/>
+          <w:sz w:val="23"/>
+          <w:szCs w:val="23"/>
+        </w:rPr>
+        <w:t>necorespunzatoare</w:t>
+      </w:r>
+      <w:proofErr w:type="spellEnd"/>
+      <w:r>
+        <w:rPr>
+          <w:rFonts w:ascii="Arial" w:hAnsi="Arial" w:cs="Arial"/>
+          <w:sz w:val="23"/>
+          <w:szCs w:val="23"/>
+        </w:rPr>
+        <w:t xml:space="preserve"> a </w:t>
+      </w:r>
+      <w:proofErr w:type="spellStart"/>
+      <w:r>
+        <w:rPr>
+          <w:rFonts w:ascii="Arial" w:hAnsi="Arial" w:cs="Arial"/>
+          <w:sz w:val="23"/>
+          <w:szCs w:val="23"/>
+        </w:rPr>
+        <w:t>aparatului</w:t>
+      </w:r>
+      <w:proofErr w:type="spellEnd"/>
+      <w:r>
+        <w:rPr>
+          <w:rFonts w:ascii="Arial" w:hAnsi="Arial" w:cs="Arial"/>
+          <w:sz w:val="23"/>
+          <w:szCs w:val="23"/>
+        </w:rPr>
+        <w:t xml:space="preserve"> nu fac </w:t>
+      </w:r>
+      <w:proofErr w:type="spellStart"/>
+      <w:r>
+        <w:rPr>
+          <w:rFonts w:ascii="Arial" w:hAnsi="Arial" w:cs="Arial"/>
+          <w:sz w:val="23"/>
+          <w:szCs w:val="23"/>
+        </w:rPr>
+        <w:t>obiectul</w:t>
+      </w:r>
+      <w:proofErr w:type="spellEnd"/>
+      <w:r>
+        <w:rPr>
+          <w:rFonts w:ascii="Arial" w:hAnsi="Arial" w:cs="Arial"/>
+          <w:sz w:val="23"/>
+          <w:szCs w:val="23"/>
+        </w:rPr>
+        <w:t xml:space="preserve"> </w:t>
+      </w:r>
+      <w:proofErr w:type="spellStart"/>
+      <w:r>
+        <w:rPr>
+          <w:rFonts w:ascii="Arial" w:hAnsi="Arial" w:cs="Arial"/>
+          <w:sz w:val="23"/>
+          <w:szCs w:val="23"/>
+        </w:rPr>
+        <w:t>garantiei</w:t>
+      </w:r>
+      <w:proofErr w:type="spellEnd"/>
+      <w:r>
+        <w:rPr>
+          <w:rFonts w:ascii="Arial" w:hAnsi="Arial" w:cs="Arial"/>
+          <w:sz w:val="23"/>
+          <w:szCs w:val="23"/>
+        </w:rPr>
+        <w:t xml:space="preserve">, </w:t>
+      </w:r>
+      <w:proofErr w:type="spellStart"/>
+      <w:r>
+        <w:rPr>
+          <w:rFonts w:ascii="Arial" w:hAnsi="Arial" w:cs="Arial"/>
+          <w:sz w:val="23"/>
+          <w:szCs w:val="23"/>
+        </w:rPr>
+        <w:t>acest</w:t>
+      </w:r>
+      <w:proofErr w:type="spellEnd"/>
+      <w:r>
+        <w:rPr>
+          <w:rFonts w:ascii="Arial" w:hAnsi="Arial" w:cs="Arial"/>
+          <w:sz w:val="23"/>
+          <w:szCs w:val="23"/>
+        </w:rPr>
+        <w:t xml:space="preserve"> </w:t>
+      </w:r>
+      <w:proofErr w:type="spellStart"/>
+      <w:r>
+        <w:rPr>
+          <w:rFonts w:ascii="Arial" w:hAnsi="Arial" w:cs="Arial"/>
+          <w:sz w:val="23"/>
+          <w:szCs w:val="23"/>
+        </w:rPr>
+        <w:t>lucru</w:t>
+      </w:r>
+      <w:proofErr w:type="spellEnd"/>
+      <w:r>
+        <w:rPr>
+          <w:rFonts w:ascii="Arial" w:hAnsi="Arial" w:cs="Arial"/>
+          <w:sz w:val="23"/>
+          <w:szCs w:val="23"/>
+        </w:rPr>
+        <w:t xml:space="preserve"> </w:t>
+      </w:r>
+      <w:proofErr w:type="spellStart"/>
+      <w:r>
+        <w:rPr>
+          <w:rFonts w:ascii="Arial" w:hAnsi="Arial" w:cs="Arial"/>
+          <w:sz w:val="23"/>
+          <w:szCs w:val="23"/>
+        </w:rPr>
+        <w:t>va</w:t>
+      </w:r>
+      <w:proofErr w:type="spellEnd"/>
+      <w:r>
+        <w:rPr>
+          <w:rFonts w:ascii="Arial" w:hAnsi="Arial" w:cs="Arial"/>
+          <w:sz w:val="23"/>
+          <w:szCs w:val="23"/>
+        </w:rPr>
+        <w:t xml:space="preserve"> fi </w:t>
+      </w:r>
+      <w:proofErr w:type="spellStart"/>
+      <w:r>
+        <w:rPr>
+          <w:rFonts w:ascii="Arial" w:hAnsi="Arial" w:cs="Arial"/>
+          <w:sz w:val="23"/>
+          <w:szCs w:val="23"/>
+        </w:rPr>
+        <w:t>stabilit</w:t>
+      </w:r>
+      <w:proofErr w:type="spellEnd"/>
+      <w:r>
+        <w:rPr>
+          <w:rFonts w:ascii="Arial" w:hAnsi="Arial" w:cs="Arial"/>
+          <w:sz w:val="23"/>
+          <w:szCs w:val="23"/>
+        </w:rPr>
+        <w:t xml:space="preserve"> de </w:t>
+      </w:r>
+      <w:proofErr w:type="spellStart"/>
+      <w:r>
+        <w:rPr>
+          <w:rFonts w:ascii="Arial" w:hAnsi="Arial" w:cs="Arial"/>
+          <w:sz w:val="23"/>
+          <w:szCs w:val="23"/>
+        </w:rPr>
+        <w:t>catre</w:t>
+      </w:r>
+      <w:proofErr w:type="spellEnd"/>
+      <w:r>
+        <w:rPr>
+          <w:rFonts w:ascii="Arial" w:hAnsi="Arial" w:cs="Arial"/>
+          <w:sz w:val="23"/>
+          <w:szCs w:val="23"/>
+        </w:rPr>
+        <w:t xml:space="preserve"> </w:t>
+      </w:r>
+      <w:proofErr w:type="spellStart"/>
+      <w:r>
+        <w:rPr>
+          <w:rFonts w:ascii="Arial" w:hAnsi="Arial" w:cs="Arial"/>
+          <w:sz w:val="23"/>
+          <w:szCs w:val="23"/>
+        </w:rPr>
+        <w:t>importatorul</w:t>
+      </w:r>
+      <w:proofErr w:type="spellEnd"/>
+      <w:r>
+        <w:rPr>
+          <w:rFonts w:ascii="Arial" w:hAnsi="Arial" w:cs="Arial"/>
+          <w:sz w:val="23"/>
+          <w:szCs w:val="23"/>
+        </w:rPr>
+        <w:t xml:space="preserve"> </w:t>
+      </w:r>
+      <w:proofErr w:type="spellStart"/>
+      <w:r>
+        <w:rPr>
+          <w:rFonts w:ascii="Arial" w:hAnsi="Arial" w:cs="Arial"/>
+          <w:sz w:val="23"/>
+          <w:szCs w:val="23"/>
+        </w:rPr>
+        <w:t>aparatului</w:t>
+      </w:r>
+      <w:proofErr w:type="spellEnd"/>
+      <w:r>
+        <w:rPr>
+          <w:rFonts w:ascii="Arial" w:hAnsi="Arial" w:cs="Arial"/>
+          <w:sz w:val="23"/>
+          <w:szCs w:val="23"/>
+        </w:rPr>
+        <w:t xml:space="preserve"> </w:t>
+      </w:r>
+      <w:proofErr w:type="spellStart"/>
+      <w:r>
+        <w:rPr>
+          <w:rFonts w:ascii="Arial" w:hAnsi="Arial" w:cs="Arial"/>
+          <w:sz w:val="23"/>
+          <w:szCs w:val="23"/>
+        </w:rPr>
+        <w:t>iar</w:t>
+      </w:r>
+      <w:proofErr w:type="spellEnd"/>
+      <w:r>
+        <w:rPr>
+          <w:rFonts w:ascii="Arial" w:hAnsi="Arial" w:cs="Arial"/>
+          <w:sz w:val="23"/>
+          <w:szCs w:val="23"/>
+        </w:rPr>
+        <w:t xml:space="preserve"> </w:t>
+      </w:r>
+      <w:proofErr w:type="spellStart"/>
+      <w:r>
+        <w:rPr>
+          <w:rFonts w:ascii="Arial" w:hAnsi="Arial" w:cs="Arial"/>
+          <w:sz w:val="23"/>
+          <w:szCs w:val="23"/>
+        </w:rPr>
+        <w:t>costul</w:t>
+      </w:r>
+      <w:proofErr w:type="spellEnd"/>
+      <w:r>
+        <w:rPr>
+          <w:rFonts w:ascii="Arial" w:hAnsi="Arial" w:cs="Arial"/>
+          <w:sz w:val="23"/>
+          <w:szCs w:val="23"/>
+        </w:rPr>
+        <w:t xml:space="preserve"> </w:t>
+      </w:r>
+      <w:proofErr w:type="spellStart"/>
+      <w:r>
+        <w:rPr>
+          <w:rFonts w:ascii="Arial" w:hAnsi="Arial" w:cs="Arial"/>
+          <w:sz w:val="23"/>
+          <w:szCs w:val="23"/>
+        </w:rPr>
+        <w:t>reparatiei</w:t>
+      </w:r>
+      <w:proofErr w:type="spellEnd"/>
+      <w:r>
+        <w:rPr>
+          <w:rFonts w:ascii="Arial" w:hAnsi="Arial" w:cs="Arial"/>
+          <w:sz w:val="23"/>
+          <w:szCs w:val="23"/>
+        </w:rPr>
+        <w:t xml:space="preserve"> </w:t>
+      </w:r>
+      <w:proofErr w:type="spellStart"/>
+      <w:r>
+        <w:rPr>
+          <w:rFonts w:ascii="Arial" w:hAnsi="Arial" w:cs="Arial"/>
+          <w:sz w:val="23"/>
+          <w:szCs w:val="23"/>
+        </w:rPr>
+        <w:t>va</w:t>
+      </w:r>
+      <w:proofErr w:type="spellEnd"/>
+      <w:r>
+        <w:rPr>
+          <w:rFonts w:ascii="Arial" w:hAnsi="Arial" w:cs="Arial"/>
+          <w:sz w:val="23"/>
+          <w:szCs w:val="23"/>
+        </w:rPr>
+        <w:t xml:space="preserve"> fi </w:t>
+      </w:r>
+      <w:proofErr w:type="spellStart"/>
+      <w:r>
+        <w:rPr>
+          <w:rFonts w:ascii="Arial" w:hAnsi="Arial" w:cs="Arial"/>
+          <w:sz w:val="23"/>
+          <w:szCs w:val="23"/>
+        </w:rPr>
+        <w:t>suportat</w:t>
+      </w:r>
+      <w:proofErr w:type="spellEnd"/>
+      <w:r>
+        <w:rPr>
+          <w:rFonts w:ascii="Arial" w:hAnsi="Arial" w:cs="Arial"/>
+          <w:sz w:val="23"/>
+          <w:szCs w:val="23"/>
+        </w:rPr>
+        <w:t xml:space="preserve"> de </w:t>
+      </w:r>
+      <w:proofErr w:type="spellStart"/>
+      <w:r>
+        <w:rPr>
+          <w:rFonts w:ascii="Arial" w:hAnsi="Arial" w:cs="Arial"/>
+          <w:sz w:val="23"/>
+          <w:szCs w:val="23"/>
+        </w:rPr>
+        <w:t>catre</w:t>
+      </w:r>
+      <w:proofErr w:type="spellEnd"/>
+      <w:r>
+        <w:rPr>
+          <w:rFonts w:ascii="Arial" w:hAnsi="Arial" w:cs="Arial"/>
+          <w:sz w:val="23"/>
+          <w:szCs w:val="23"/>
+        </w:rPr>
+        <w:t xml:space="preserve"> client.</w:t>
       </w:r>
     </w:p>
     <w:p>
@@ -751,8 +1539,17 @@
           <w:szCs w:val="23"/>
         </w:rPr>
         <w:tab/>
+      </w:r>
+      <w:proofErr w:type="spellStart"/>
+      <w:r>
+        <w:rPr>
+          <w:rFonts w:ascii="Arial" w:hAnsi="Arial" w:cs="Arial"/>
+          <w:sz w:val="23"/>
+          <w:szCs w:val="23"/>
+        </w:rPr>
         <w:t>Beneficiar</w:t>
       </w:r>
+      <w:proofErr w:type="spellEnd"/>
       <w:r>
         <w:rPr>
           <w:rFonts w:ascii="Arial" w:hAnsi="Arial" w:cs="Arial"/>
@@ -768,7 +1565,42 @@
           <w:szCs w:val="23"/>
         </w:rPr>
         <w:cr/>
-        <w:t xml:space="preserve">Semnatura stampila                     </w:t>
+      </w:r>
+      <w:proofErr w:type="spellStart"/>
+      <w:r>
+        <w:rPr>
+          <w:rFonts w:ascii="Arial" w:hAnsi="Arial" w:cs="Arial"/>
+          <w:sz w:val="23"/>
+          <w:szCs w:val="23"/>
+        </w:rPr>
+        <w:t>Semnatura</w:t>
+      </w:r>
+      <w:proofErr w:type="spellEnd"/>
+      <w:r>
+        <w:rPr>
+          <w:rFonts w:ascii="Arial" w:hAnsi="Arial" w:cs="Arial"/>
+          <w:sz w:val="23"/>
+          <w:szCs w:val="23"/>
+        </w:rPr>
+        <w:t xml:space="preserve"> </w:t>
+      </w:r>
+      <w:proofErr w:type="spellStart"/>
+      <w:r>
+        <w:rPr>
+          <w:rFonts w:ascii="Arial" w:hAnsi="Arial" w:cs="Arial"/>
+          <w:sz w:val="23"/>
+          <w:szCs w:val="23"/>
+        </w:rPr>
+        <w:t>stampila</w:t>
+      </w:r>
+      <w:proofErr w:type="spellEnd"/>
+      <w:r>
+        <w:rPr>
+          <w:rFonts w:ascii="Arial" w:hAnsi="Arial" w:cs="Arial"/>
+          <w:sz w:val="23"/>
+          <w:szCs w:val="23"/>
+        </w:rPr>
+        <w:t xml:space="preserve">                     </w:t>
       </w:r>
       <w:r>
         <w:rPr>
@@ -817,8 +1649,35 @@
           <w:szCs w:val="23"/>
         </w:rPr>
         <w:tab/>
-        <w:t>Semnatura stampila</w:t>
-      </w:r>
+      </w:r>
+      <w:proofErr w:type="spellStart"/>
+      <w:r>
+        <w:rPr>
+          <w:rFonts w:ascii="Arial" w:hAnsi="Arial" w:cs="Arial"/>
+          <w:sz w:val="23"/>
+          <w:szCs w:val="23"/>
+        </w:rPr>
+        <w:t>Semnatura</w:t>
+      </w:r>
+      <w:proofErr w:type="spellEnd"/>
+      <w:r>
+        <w:rPr>
+          <w:rFonts w:ascii="Arial" w:hAnsi="Arial" w:cs="Arial"/>
+          <w:sz w:val="23"/>
+          <w:szCs w:val="23"/>
+        </w:rPr>
+        <w:t xml:space="preserve"> </w:t>
+      </w:r>
+      <w:proofErr w:type="spellStart"/>
+      <w:r>
+        <w:rPr>
+          <w:rFonts w:ascii="Arial" w:hAnsi="Arial" w:cs="Arial"/>
+          <w:sz w:val="23"/>
+          <w:szCs w:val="23"/>
+        </w:rPr>
+        <w:t>stampila</w:t>
+      </w:r>
+      <w:proofErr w:type="spellEnd"/>
     </w:p>
     <w:p>
       <w:pPr>
@@ -841,13 +1700,59 @@
           <w:szCs w:val="23"/>
         </w:rPr>
       </w:pPr>
-      <w:r>
-        <w:rPr>
-          <w:rFonts w:ascii="Arial" w:hAnsi="Arial" w:cs="Arial"/>
-          <w:sz w:val="23"/>
-          <w:szCs w:val="23"/>
-        </w:rPr>
-        <w:t xml:space="preserve">Echipamentul a fost predate in stare de functionare la data de: </w:t>
+      <w:proofErr w:type="spellStart"/>
+      <w:r>
+        <w:rPr>
+          <w:rFonts w:ascii="Arial" w:hAnsi="Arial" w:cs="Arial"/>
+          <w:sz w:val="23"/>
+          <w:szCs w:val="23"/>
+        </w:rPr>
+        <w:t>Echipamentul</w:t>
+      </w:r>
+      <w:proofErr w:type="spellEnd"/>
+      <w:r>
+        <w:rPr>
+          <w:rFonts w:ascii="Arial" w:hAnsi="Arial" w:cs="Arial"/>
+          <w:sz w:val="23"/>
+          <w:szCs w:val="23"/>
+        </w:rPr>
+        <w:t xml:space="preserve"> a </w:t>
+      </w:r>
+      <w:proofErr w:type="spellStart"/>
+      <w:r>
+        <w:rPr>
+          <w:rFonts w:ascii="Arial" w:hAnsi="Arial" w:cs="Arial"/>
+          <w:sz w:val="23"/>
+          <w:szCs w:val="23"/>
+        </w:rPr>
+        <w:t>fost</w:t>
+      </w:r>
+      <w:proofErr w:type="spellEnd"/>
+      <w:r>
+        <w:rPr>
+          <w:rFonts w:ascii="Arial" w:hAnsi="Arial" w:cs="Arial"/>
+          <w:sz w:val="23"/>
+          <w:szCs w:val="23"/>
+        </w:rPr>
+        <w:t xml:space="preserve"> predate in stare de </w:t>
+      </w:r>
+      <w:proofErr w:type="spellStart"/>
+      <w:r>
+        <w:rPr>
+          <w:rFonts w:ascii="Arial" w:hAnsi="Arial" w:cs="Arial"/>
+          <w:sz w:val="23"/>
+          <w:szCs w:val="23"/>
+        </w:rPr>
+        <w:t>functionare</w:t>
+      </w:r>
+      <w:proofErr w:type="spellEnd"/>
+      <w:r>
+        <w:rPr>
+          <w:rFonts w:ascii="Arial" w:hAnsi="Arial" w:cs="Arial"/>
+          <w:sz w:val="23"/>
+          <w:szCs w:val="23"/>
+        </w:rPr>
+        <w:t xml:space="preserve"> la data de: </w:t>
       </w:r>
     </w:p>
     <w:p>
@@ -860,7 +1765,61 @@
           <w:sz w:val="23"/>
           <w:szCs w:val="23"/>
         </w:rPr>
-        <w:t xml:space="preserve">Am primit echipamentul in stare de functionare la data de: </w:t>
+        <w:t xml:space="preserve">Am </w:t>
+      </w:r>
+      <w:proofErr w:type="spellStart"/>
+      <w:r>
+        <w:rPr>
+          <w:rFonts w:ascii="Arial" w:hAnsi="Arial" w:cs="Arial"/>
+          <w:sz w:val="23"/>
+          <w:szCs w:val="23"/>
+        </w:rPr>
+        <w:t>primit</w:t>
+      </w:r>
+      <w:proofErr w:type="spellEnd"/>
+      <w:r>
+        <w:rPr>
+          <w:rFonts w:ascii="Arial" w:hAnsi="Arial" w:cs="Arial"/>
+          <w:sz w:val="23"/>
+          <w:szCs w:val="23"/>
+        </w:rPr>
+        <w:t xml:space="preserve"> </w:t>
+      </w:r>
+      <w:proofErr w:type="spellStart"/>
+      <w:r>
+        <w:rPr>
+          <w:rFonts w:ascii="Arial" w:hAnsi="Arial" w:cs="Arial"/>
+          <w:sz w:val="23"/>
+          <w:szCs w:val="23"/>
+        </w:rPr>
+        <w:t>echipamentul</w:t>
+      </w:r>
+      <w:proofErr w:type="spellEnd"/>
+      <w:r>
+        <w:rPr>
+          <w:rFonts w:ascii="Arial" w:hAnsi="Arial" w:cs="Arial"/>
+          <w:sz w:val="23"/>
+          <w:szCs w:val="23"/>
+        </w:rPr>
+        <w:t xml:space="preserve"> in stare de </w:t>
+      </w:r>
+      <w:proofErr w:type="spellStart"/>
+      <w:r>
+        <w:rPr>
+          <w:rFonts w:ascii="Arial" w:hAnsi="Arial" w:cs="Arial"/>
+          <w:sz w:val="23"/>
+          <w:szCs w:val="23"/>
+        </w:rPr>
+        <w:t>functionare</w:t>
+      </w:r>
+      <w:proofErr w:type="spellEnd"/>
+      <w:r>
+        <w:rPr>
+          <w:rFonts w:ascii="Arial" w:hAnsi="Arial" w:cs="Arial"/>
+          <w:sz w:val="23"/>
+          <w:szCs w:val="23"/>
+        </w:rPr>
+        <w:t xml:space="preserve"> la data de: </w:t>
       </w:r>
       <w:r>
         <w:rPr>

--- a/dist/Gestiune_clienti_sqlite_portabil_v3/_internal/template/fisa_service.docx
+++ b/dist/Gestiune_clienti_sqlite_portabil_v3/_internal/template/fisa_service.docx
@@ -170,6 +170,40 @@
         </w:rPr>
         <w:t>}</w:t>
       </w:r>
+      <w:r>
+        <w:rPr>
+          <w:rFonts w:ascii="Arial" w:hAnsi="Arial" w:cs="Arial"/>
+          <w:sz w:val="23"/>
+          <w:szCs w:val="23"/>
+        </w:rPr>
+        <w:tab/>
+      </w:r>
+      <w:r>
+        <w:rPr>
+          <w:rFonts w:ascii="Arial" w:hAnsi="Arial" w:cs="Arial"/>
+          <w:sz w:val="23"/>
+          <w:szCs w:val="23"/>
+        </w:rPr>
+        <w:tab/>
+        <w:t xml:space="preserve">   </w:t>
+      </w:r>
+      <w:r>
+        <w:rPr>
+          <w:rFonts w:ascii="Arial" w:hAnsi="Arial" w:cs="Arial"/>
+          <w:sz w:val="23"/>
+          <w:szCs w:val="23"/>
+        </w:rPr>
+        <w:tab/>
+        <w:t xml:space="preserve"> </w:t>
+      </w:r>
+      <w:r>
+        <w:rPr>
+          <w:rFonts w:ascii="Arial" w:hAnsi="Arial" w:cs="Arial"/>
+          <w:sz w:val="23"/>
+          <w:szCs w:val="23"/>
+        </w:rPr>
+        <w:t>Cui: {Cui}</w:t>
+      </w:r>
     </w:p>
     <w:p>
       <w:pPr>
@@ -181,6 +215,7 @@
           <w:szCs w:val="23"/>
         </w:rPr>
       </w:pPr>
+      <w:proofErr w:type="spellStart"/>
       <w:proofErr w:type="gramStart"/>
       <w:r>
         <w:rPr>
@@ -188,8 +223,18 @@
           <w:sz w:val="23"/>
           <w:szCs w:val="23"/>
         </w:rPr>
-        <w:t>Cui: {</w:t>
-      </w:r>
+        <w:t>Sediul</w:t>
+      </w:r>
+      <w:proofErr w:type="spellEnd"/>
+      <w:r>
+        <w:rPr>
+          <w:rFonts w:ascii="Arial" w:hAnsi="Arial" w:cs="Arial"/>
+          <w:sz w:val="23"/>
+          <w:szCs w:val="23"/>
+        </w:rPr>
+        <w:t>: {</w:t>
+      </w:r>
+      <w:proofErr w:type="spellStart"/>
       <w:proofErr w:type="gramEnd"/>
       <w:r>
         <w:rPr>
@@ -197,7 +242,32 @@
           <w:sz w:val="23"/>
           <w:szCs w:val="23"/>
         </w:rPr>
-        <w:t>Cui}</w:t>
+        <w:t>Sediu_Social</w:t>
+      </w:r>
+      <w:proofErr w:type="spellEnd"/>
+      <w:r>
+        <w:rPr>
+          <w:rFonts w:ascii="Arial" w:hAnsi="Arial" w:cs="Arial"/>
+          <w:sz w:val="23"/>
+          <w:szCs w:val="23"/>
+        </w:rPr>
+        <w:t>}</w:t>
+      </w:r>
+      <w:r>
+        <w:rPr>
+          <w:rFonts w:ascii="Arial" w:hAnsi="Arial" w:cs="Arial"/>
+          <w:sz w:val="23"/>
+          <w:szCs w:val="23"/>
+        </w:rPr>
+        <w:tab/>
+      </w:r>
+      <w:r>
+        <w:rPr>
+          <w:rFonts w:ascii="Arial" w:hAnsi="Arial" w:cs="Arial"/>
+          <w:sz w:val="23"/>
+          <w:szCs w:val="23"/>
+        </w:rPr>
+        <w:tab/>
       </w:r>
     </w:p>
     <w:p>
@@ -210,7 +280,14 @@
           <w:szCs w:val="23"/>
         </w:rPr>
       </w:pPr>
-      <w:proofErr w:type="spellStart"/>
+      <w:r>
+        <w:rPr>
+          <w:rFonts w:ascii="Arial" w:hAnsi="Arial" w:cs="Arial"/>
+          <w:sz w:val="23"/>
+          <w:szCs w:val="23"/>
+        </w:rPr>
+        <w:t>PL</w:t>
+      </w:r>
       <w:proofErr w:type="gramStart"/>
       <w:r>
         <w:rPr>
@@ -218,16 +295,7 @@
           <w:sz w:val="23"/>
           <w:szCs w:val="23"/>
         </w:rPr>
-        <w:t>Sediul</w:t>
-      </w:r>
-      <w:proofErr w:type="spellEnd"/>
-      <w:r>
-        <w:rPr>
-          <w:rFonts w:ascii="Arial" w:hAnsi="Arial" w:cs="Arial"/>
-          <w:sz w:val="23"/>
-          <w:szCs w:val="23"/>
-        </w:rPr>
-        <w:t>: {</w:t>
+        <w:t>:  {</w:t>
       </w:r>
       <w:proofErr w:type="spellStart"/>
       <w:proofErr w:type="gramEnd"/>
@@ -237,7 +305,7 @@
           <w:sz w:val="23"/>
           <w:szCs w:val="23"/>
         </w:rPr>
-        <w:t>Sediu_Social</w:t>
+        <w:t>Punct_Lucru</w:t>
       </w:r>
       <w:proofErr w:type="spellEnd"/>
       <w:r>
@@ -265,53 +333,6 @@
           <w:sz w:val="23"/>
           <w:szCs w:val="23"/>
         </w:rPr>
-        <w:t>PL</w:t>
-      </w:r>
-      <w:proofErr w:type="gramStart"/>
-      <w:r>
-        <w:rPr>
-          <w:rFonts w:ascii="Arial" w:hAnsi="Arial" w:cs="Arial"/>
-          <w:sz w:val="23"/>
-          <w:szCs w:val="23"/>
-        </w:rPr>
-        <w:t>:  {</w:t>
-      </w:r>
-      <w:proofErr w:type="spellStart"/>
-      <w:proofErr w:type="gramEnd"/>
-      <w:r>
-        <w:rPr>
-          <w:rFonts w:ascii="Arial" w:hAnsi="Arial" w:cs="Arial"/>
-          <w:sz w:val="23"/>
-          <w:szCs w:val="23"/>
-        </w:rPr>
-        <w:t>Punct_Lucru</w:t>
-      </w:r>
-      <w:proofErr w:type="spellEnd"/>
-      <w:r>
-        <w:rPr>
-          <w:rFonts w:ascii="Arial" w:hAnsi="Arial" w:cs="Arial"/>
-          <w:sz w:val="23"/>
-          <w:szCs w:val="23"/>
-        </w:rPr>
-        <w:t>}</w:t>
-      </w:r>
-    </w:p>
-    <w:p>
-      <w:pPr>
-        <w:spacing w:line="240" w:lineRule="auto"/>
-        <w:ind w:left="-270"/>
-        <w:rPr>
-          <w:rFonts w:ascii="Arial" w:hAnsi="Arial" w:cs="Arial"/>
-          <w:sz w:val="23"/>
-          <w:szCs w:val="23"/>
-        </w:rPr>
-      </w:pPr>
-      <w:r>
-        <w:rPr>
-          <w:rFonts w:ascii="Arial" w:hAnsi="Arial" w:cs="Arial"/>
-          <w:sz w:val="23"/>
-          <w:szCs w:val="23"/>
-        </w:rPr>
         <w:t>TEL</w:t>
       </w:r>
       <w:proofErr w:type="gramStart"/>
@@ -1010,16 +1031,6 @@
           <w:szCs w:val="23"/>
         </w:rPr>
       </w:pPr>
-    </w:p>
-    <w:p>
-      <w:pPr>
-        <w:ind w:left="-270"/>
-        <w:rPr>
-          <w:rFonts w:ascii="Arial" w:hAnsi="Arial" w:cs="Arial"/>
-          <w:sz w:val="23"/>
-          <w:szCs w:val="23"/>
-        </w:rPr>
-      </w:pPr>
       <w:proofErr w:type="spellStart"/>
       <w:r>
         <w:rPr>
@@ -1493,15 +1504,51 @@
           <w:sz w:val="23"/>
           <w:szCs w:val="23"/>
         </w:rPr>
+        <w:t xml:space="preserve"> </w:t>
+      </w:r>
+      <w:proofErr w:type="spellStart"/>
+      <w:r>
+        <w:rPr>
+          <w:rFonts w:ascii="Arial" w:hAnsi="Arial" w:cs="Arial"/>
+          <w:sz w:val="23"/>
+          <w:szCs w:val="23"/>
+        </w:rPr>
+        <w:t>Semnatura</w:t>
+      </w:r>
+      <w:proofErr w:type="spellEnd"/>
+      <w:r>
+        <w:rPr>
+          <w:rFonts w:ascii="Arial" w:hAnsi="Arial" w:cs="Arial"/>
+          <w:sz w:val="23"/>
+          <w:szCs w:val="23"/>
+        </w:rPr>
+        <w:t xml:space="preserve"> </w:t>
+      </w:r>
+      <w:proofErr w:type="gramStart"/>
+      <w:r>
+        <w:rPr>
+          <w:rFonts w:ascii="Arial" w:hAnsi="Arial" w:cs="Arial"/>
+          <w:sz w:val="23"/>
+          <w:szCs w:val="23"/>
+        </w:rPr>
+        <w:t xml:space="preserve">stampila </w:t>
+      </w:r>
+      <w:r>
+        <w:rPr>
+          <w:rFonts w:ascii="Arial" w:hAnsi="Arial" w:cs="Arial"/>
+          <w:sz w:val="23"/>
+          <w:szCs w:val="23"/>
+        </w:rPr>
         <w:t>:</w:t>
       </w:r>
-      <w:r>
-        <w:rPr>
-          <w:rFonts w:ascii="Arial" w:hAnsi="Arial" w:cs="Arial"/>
-          <w:sz w:val="23"/>
-          <w:szCs w:val="23"/>
-        </w:rPr>
-        <w:t xml:space="preserve">                            </w:t>
+      <w:proofErr w:type="gramEnd"/>
+      <w:r>
+        <w:rPr>
+          <w:rFonts w:ascii="Arial" w:hAnsi="Arial" w:cs="Arial"/>
+          <w:sz w:val="23"/>
+          <w:szCs w:val="23"/>
+        </w:rPr>
+        <w:t xml:space="preserve">    </w:t>
       </w:r>
       <w:r>
         <w:rPr>
@@ -1535,30 +1582,6 @@
         </w:rPr>
         <w:tab/>
       </w:r>
-      <w:r>
-        <w:rPr>
-          <w:rFonts w:ascii="Arial" w:hAnsi="Arial" w:cs="Arial"/>
-          <w:sz w:val="23"/>
-          <w:szCs w:val="23"/>
-        </w:rPr>
-        <w:tab/>
-      </w:r>
-      <w:r>
-        <w:rPr>
-          <w:rFonts w:ascii="Arial" w:hAnsi="Arial" w:cs="Arial"/>
-          <w:sz w:val="23"/>
-          <w:szCs w:val="23"/>
-        </w:rPr>
-        <w:tab/>
-      </w:r>
-      <w:r>
-        <w:rPr>
-          <w:rFonts w:ascii="Arial" w:hAnsi="Arial" w:cs="Arial"/>
-          <w:sz w:val="23"/>
-          <w:szCs w:val="23"/>
-        </w:rPr>
-        <w:tab/>
-      </w:r>
       <w:proofErr w:type="spellStart"/>
       <w:r>
         <w:rPr>
@@ -1583,91 +1606,7 @@
           <w:sz w:val="23"/>
           <w:szCs w:val="23"/>
         </w:rPr>
-        <w:cr/>
-      </w:r>
-      <w:proofErr w:type="spellStart"/>
-      <w:r>
-        <w:rPr>
-          <w:rFonts w:ascii="Arial" w:hAnsi="Arial" w:cs="Arial"/>
-          <w:sz w:val="23"/>
-          <w:szCs w:val="23"/>
-        </w:rPr>
-        <w:t>Semnatura</w:t>
-      </w:r>
-      <w:proofErr w:type="spellEnd"/>
-      <w:r>
-        <w:rPr>
-          <w:rFonts w:ascii="Arial" w:hAnsi="Arial" w:cs="Arial"/>
-          <w:sz w:val="23"/>
-          <w:szCs w:val="23"/>
-        </w:rPr>
         <w:t xml:space="preserve"> </w:t>
-      </w:r>
-      <w:proofErr w:type="spellStart"/>
-      <w:r>
-        <w:rPr>
-          <w:rFonts w:ascii="Arial" w:hAnsi="Arial" w:cs="Arial"/>
-          <w:sz w:val="23"/>
-          <w:szCs w:val="23"/>
-        </w:rPr>
-        <w:t>stampila</w:t>
-      </w:r>
-      <w:proofErr w:type="spellEnd"/>
-      <w:r>
-        <w:rPr>
-          <w:rFonts w:ascii="Arial" w:hAnsi="Arial" w:cs="Arial"/>
-          <w:sz w:val="23"/>
-          <w:szCs w:val="23"/>
-        </w:rPr>
-        <w:t xml:space="preserve">                     </w:t>
-      </w:r>
-      <w:r>
-        <w:rPr>
-          <w:rFonts w:ascii="Arial" w:hAnsi="Arial" w:cs="Arial"/>
-          <w:sz w:val="23"/>
-          <w:szCs w:val="23"/>
-        </w:rPr>
-        <w:tab/>
-      </w:r>
-      <w:r>
-        <w:rPr>
-          <w:rFonts w:ascii="Arial" w:hAnsi="Arial" w:cs="Arial"/>
-          <w:sz w:val="23"/>
-          <w:szCs w:val="23"/>
-        </w:rPr>
-        <w:tab/>
-      </w:r>
-      <w:r>
-        <w:rPr>
-          <w:rFonts w:ascii="Arial" w:hAnsi="Arial" w:cs="Arial"/>
-          <w:sz w:val="23"/>
-          <w:szCs w:val="23"/>
-        </w:rPr>
-        <w:tab/>
-      </w:r>
-      <w:r>
-        <w:rPr>
-          <w:rFonts w:ascii="Arial" w:hAnsi="Arial" w:cs="Arial"/>
-          <w:sz w:val="23"/>
-          <w:szCs w:val="23"/>
-        </w:rPr>
-        <w:tab/>
-      </w:r>
-      <w:r>
-        <w:rPr>
-          <w:rFonts w:ascii="Arial" w:hAnsi="Arial" w:cs="Arial"/>
-          <w:sz w:val="23"/>
-          <w:szCs w:val="23"/>
-        </w:rPr>
-        <w:tab/>
-      </w:r>
-      <w:r>
-        <w:rPr>
-          <w:rFonts w:ascii="Arial" w:hAnsi="Arial" w:cs="Arial"/>
-          <w:sz w:val="23"/>
-          <w:szCs w:val="23"/>
-        </w:rPr>
-        <w:tab/>
       </w:r>
       <w:proofErr w:type="spellStart"/>
       <w:r>
@@ -1708,6 +1647,32 @@
           <w:szCs w:val="23"/>
         </w:rPr>
       </w:pPr>
+      <w:r>
+        <w:rPr>
+          <w:rFonts w:ascii="Arial" w:hAnsi="Arial" w:cs="Arial"/>
+          <w:sz w:val="23"/>
+          <w:szCs w:val="23"/>
+        </w:rPr>
+        <w:t>{</w:t>
+      </w:r>
+      <w:proofErr w:type="spellStart"/>
+      <w:r>
+        <w:rPr>
+          <w:rFonts w:ascii="Arial" w:hAnsi="Arial" w:cs="Arial"/>
+          <w:sz w:val="23"/>
+          <w:szCs w:val="23"/>
+        </w:rPr>
+        <w:t>Semnatura</w:t>
+      </w:r>
+      <w:proofErr w:type="spellEnd"/>
+      <w:r>
+        <w:rPr>
+          <w:rFonts w:ascii="Arial" w:hAnsi="Arial" w:cs="Arial"/>
+          <w:sz w:val="23"/>
+          <w:szCs w:val="23"/>
+        </w:rPr>
+        <w:t>}</w:t>
+      </w:r>
     </w:p>
     <w:p>
       <w:pPr>
@@ -1719,65 +1684,113 @@
           <w:szCs w:val="23"/>
         </w:rPr>
       </w:pPr>
-      <w:proofErr w:type="spellStart"/>
-      <w:r>
-        <w:rPr>
-          <w:rFonts w:ascii="Arial" w:hAnsi="Arial" w:cs="Arial"/>
-          <w:sz w:val="23"/>
-          <w:szCs w:val="23"/>
-        </w:rPr>
-        <w:t>Echipamentul</w:t>
-      </w:r>
-      <w:proofErr w:type="spellEnd"/>
-      <w:r>
-        <w:rPr>
-          <w:rFonts w:ascii="Arial" w:hAnsi="Arial" w:cs="Arial"/>
-          <w:sz w:val="23"/>
-          <w:szCs w:val="23"/>
-        </w:rPr>
-        <w:t xml:space="preserve"> a </w:t>
-      </w:r>
-      <w:proofErr w:type="spellStart"/>
-      <w:r>
-        <w:rPr>
-          <w:rFonts w:ascii="Arial" w:hAnsi="Arial" w:cs="Arial"/>
-          <w:sz w:val="23"/>
-          <w:szCs w:val="23"/>
-        </w:rPr>
-        <w:t>fost</w:t>
-      </w:r>
-      <w:proofErr w:type="spellEnd"/>
-      <w:r>
-        <w:rPr>
-          <w:rFonts w:ascii="Arial" w:hAnsi="Arial" w:cs="Arial"/>
-          <w:sz w:val="23"/>
-          <w:szCs w:val="23"/>
-        </w:rPr>
-        <w:t xml:space="preserve"> predate in stare de </w:t>
-      </w:r>
-      <w:proofErr w:type="spellStart"/>
-      <w:r>
-        <w:rPr>
-          <w:rFonts w:ascii="Arial" w:hAnsi="Arial" w:cs="Arial"/>
-          <w:sz w:val="23"/>
-          <w:szCs w:val="23"/>
-        </w:rPr>
-        <w:t>functionare</w:t>
-      </w:r>
-      <w:proofErr w:type="spellEnd"/>
-      <w:r>
-        <w:rPr>
-          <w:rFonts w:ascii="Arial" w:hAnsi="Arial" w:cs="Arial"/>
-          <w:sz w:val="23"/>
-          <w:szCs w:val="23"/>
-        </w:rPr>
-        <w:t xml:space="preserve"> la data de: </w:t>
+      <w:r>
+        <w:rPr>
+          <w:rFonts w:ascii="Arial" w:hAnsi="Arial" w:cs="Arial"/>
+          <w:sz w:val="23"/>
+          <w:szCs w:val="23"/>
+        </w:rPr>
+        <w:tab/>
+      </w:r>
+      <w:r>
+        <w:rPr>
+          <w:rFonts w:ascii="Arial" w:hAnsi="Arial" w:cs="Arial"/>
+          <w:sz w:val="23"/>
+          <w:szCs w:val="23"/>
+        </w:rPr>
+        <w:tab/>
+      </w:r>
+      <w:r>
+        <w:rPr>
+          <w:rFonts w:ascii="Arial" w:hAnsi="Arial" w:cs="Arial"/>
+          <w:sz w:val="23"/>
+          <w:szCs w:val="23"/>
+        </w:rPr>
+        <w:tab/>
+      </w:r>
+      <w:r>
+        <w:rPr>
+          <w:rFonts w:ascii="Arial" w:hAnsi="Arial" w:cs="Arial"/>
+          <w:sz w:val="23"/>
+          <w:szCs w:val="23"/>
+        </w:rPr>
+        <w:tab/>
       </w:r>
     </w:p>
     <w:p>
       <w:pPr>
         <w:ind w:left="-270"/>
+        <w:jc w:val="both"/>
+        <w:rPr>
+          <w:rFonts w:ascii="Arial" w:hAnsi="Arial" w:cs="Arial"/>
+          <w:sz w:val="23"/>
+          <w:szCs w:val="23"/>
+        </w:rPr>
       </w:pPr>
+      <w:proofErr w:type="spellStart"/>
+      <w:r>
+        <w:rPr>
+          <w:rFonts w:ascii="Arial" w:hAnsi="Arial" w:cs="Arial"/>
+          <w:sz w:val="23"/>
+          <w:szCs w:val="23"/>
+        </w:rPr>
+        <w:t>Echipamentul</w:t>
+      </w:r>
+      <w:proofErr w:type="spellEnd"/>
+      <w:r>
+        <w:rPr>
+          <w:rFonts w:ascii="Arial" w:hAnsi="Arial" w:cs="Arial"/>
+          <w:sz w:val="23"/>
+          <w:szCs w:val="23"/>
+        </w:rPr>
+        <w:t xml:space="preserve"> a </w:t>
+      </w:r>
+      <w:proofErr w:type="spellStart"/>
+      <w:r>
+        <w:rPr>
+          <w:rFonts w:ascii="Arial" w:hAnsi="Arial" w:cs="Arial"/>
+          <w:sz w:val="23"/>
+          <w:szCs w:val="23"/>
+        </w:rPr>
+        <w:t>fost</w:t>
+      </w:r>
+      <w:proofErr w:type="spellEnd"/>
+      <w:r>
+        <w:rPr>
+          <w:rFonts w:ascii="Arial" w:hAnsi="Arial" w:cs="Arial"/>
+          <w:sz w:val="23"/>
+          <w:szCs w:val="23"/>
+        </w:rPr>
+        <w:t xml:space="preserve"> predate in stare de </w:t>
+      </w:r>
+      <w:proofErr w:type="spellStart"/>
+      <w:r>
+        <w:rPr>
+          <w:rFonts w:ascii="Arial" w:hAnsi="Arial" w:cs="Arial"/>
+          <w:sz w:val="23"/>
+          <w:szCs w:val="23"/>
+        </w:rPr>
+        <w:t>functionare</w:t>
+      </w:r>
+      <w:proofErr w:type="spellEnd"/>
+      <w:r>
+        <w:rPr>
+          <w:rFonts w:ascii="Arial" w:hAnsi="Arial" w:cs="Arial"/>
+          <w:sz w:val="23"/>
+          <w:szCs w:val="23"/>
+        </w:rPr>
+        <w:t xml:space="preserve"> la data de: </w:t>
+      </w:r>
+    </w:p>
+    <w:p>
+      <w:pPr>
+        <w:ind w:left="-270"/>
+        <w:rPr>
+          <w:rFonts w:ascii="Arial" w:hAnsi="Arial" w:cs="Arial"/>
+          <w:sz w:val="23"/>
+          <w:szCs w:val="23"/>
+        </w:rPr>
+      </w:pPr>
       <w:r>
         <w:rPr>
           <w:rFonts w:ascii="Arial" w:hAnsi="Arial" w:cs="Arial"/>
@@ -1847,7 +1860,7 @@
           <w:szCs w:val="23"/>
         </w:rPr>
         <w:cr/>
-        <w:t xml:space="preserve">   NUMELE SI PRENUMELE / SEMNATURA:</w:t>
+        <w:t>NUMELE SI PRENUMELE / SEMNATURA:</w:t>
       </w:r>
       <w:r>
         <w:rPr>
